--- a/klagomål/A 22918-2026 FSC-klagomål.docx
+++ b/klagomål/A 22918-2026 FSC-klagomål.docx
@@ -731,7 +731,7 @@
     <w:r>
       <w:tab/>
       <w:tab/>
-      <w:t>2026-06-15</w:t>
+      <w:t>2026-06-16</w:t>
       <w:br/>
       <w:br/>
     </w:r>

--- a/klagomål/A 22918-2026 FSC-klagomål.docx
+++ b/klagomål/A 22918-2026 FSC-klagomål.docx
@@ -731,7 +731,7 @@
     <w:r>
       <w:tab/>
       <w:tab/>
-      <w:t>2026-06-16</w:t>
+      <w:t>2026-06-17</w:t>
       <w:br/>
       <w:br/>
     </w:r>

--- a/klagomål/A 22918-2026 FSC-klagomål.docx
+++ b/klagomål/A 22918-2026 FSC-klagomål.docx
@@ -1,6 +1,6 @@
 
 <file path=word/document.xml><?xml version="1.0" encoding="utf-8"?>
-<w:document xmlns:wpc="http://schemas.microsoft.com/office/word/2010/wordprocessingCanvas" xmlns:cx="http://schemas.microsoft.com/office/drawing/2014/chartex" xmlns:cx1="http://schemas.microsoft.com/office/drawing/2015/9/8/chartex" xmlns:cx2="http://schemas.microsoft.com/office/drawing/2015/10/21/chartex" xmlns:cx3="http://schemas.microsoft.com/office/drawing/2016/5/9/chartex" xmlns:cx4="http://schemas.microsoft.com/office/drawing/2016/5/10/chartex" xmlns:cx5="http://schemas.microsoft.com/office/drawing/2016/5/11/chartex" xmlns:cx6="http://schemas.microsoft.com/office/drawing/2016/5/12/chartex" xmlns:cx7="http://schemas.microsoft.com/office/drawing/2016/5/13/chartex" xmlns:cx8="http://schemas.microsoft.com/office/drawing/2016/5/14/chartex" xmlns:mc="http://schemas.openxmlformats.org/markup-compatibility/2006" xmlns:aink="http://schemas.microsoft.com/office/drawing/2016/ink" xmlns:am3d="http://schemas.microsoft.com/office/drawing/2017/model3d" xmlns:o="urn:schemas-microsoft-com:office:office" xmlns:oel="http://schemas.microsoft.com/office/2019/extlst" xmlns:r="http://schemas.openxmlformats.org/officeDocument/2006/relationships" xmlns:m="http://schemas.openxmlformats.org/officeDocument/2006/math" xmlns:v="urn:schemas-microsoft-com:vml" xmlns:wp14="http://schemas.microsoft.com/office/word/2010/wordprocessingDrawing" xmlns:wp="http://schemas.openxmlformats.org/drawingml/2006/wordprocessingDrawing" xmlns:w10="urn:schemas-microsoft-com:office:word" xmlns:w="http://schemas.openxmlformats.org/wordprocessingml/2006/main" xmlns:w14="http://schemas.microsoft.com/office/word/2010/wordml" xmlns:w15="http://schemas.microsoft.com/office/word/2012/wordml" xmlns:w16cex="http://schemas.microsoft.com/office/word/2018/wordml/cex" xmlns:w16cid="http://schemas.microsoft.com/office/word/2016/wordml/cid" xmlns:w16="http://schemas.microsoft.com/office/word/2018/wordml" xmlns:w16sdtdh="http://schemas.microsoft.com/office/word/2020/wordml/sdtdatahash" xmlns:w16se="http://schemas.microsoft.com/office/word/2015/wordml/symex" xmlns:wpg="http://schemas.microsoft.com/office/word/2010/wordprocessingGroup" xmlns:wpi="http://schemas.microsoft.com/office/word/2010/wordprocessingInk" xmlns:wne="http://schemas.microsoft.com/office/word/2006/wordml" xmlns:wps="http://schemas.microsoft.com/office/word/2010/wordprocessingShape" mc:Ignorable="w14 w15 w16se w16cid w16 w16cex w16sdtdh wp14">
+<w:document xmlns:wpc="http://schemas.microsoft.com/office/word/2010/wordprocessingCanvas" xmlns:cx="http://schemas.microsoft.com/office/drawing/2014/chartex" xmlns:cx1="http://schemas.microsoft.com/office/drawing/2015/9/8/chartex" xmlns:cx2="http://schemas.microsoft.com/office/drawing/2015/10/21/chartex" xmlns:cx3="http://schemas.microsoft.com/office/drawing/2016/5/9/chartex" xmlns:cx4="http://schemas.microsoft.com/office/drawing/2016/5/10/chartex" xmlns:cx5="http://schemas.microsoft.com/office/drawing/2016/5/11/chartex" xmlns:cx6="http://schemas.microsoft.com/office/drawing/2016/5/12/chartex" xmlns:cx7="http://schemas.microsoft.com/office/drawing/2016/5/13/chartex" xmlns:cx8="http://schemas.microsoft.com/office/drawing/2016/5/14/chartex" xmlns:mc="http://schemas.openxmlformats.org/markup-compatibility/2006" xmlns:aink="http://schemas.microsoft.com/office/drawing/2016/ink" xmlns:am3d="http://schemas.microsoft.com/office/drawing/2017/model3d" xmlns:o="urn:schemas-microsoft-com:office:office" xmlns:oel="http://schemas.microsoft.com/office/2019/extlst" xmlns:r="http://schemas.openxmlformats.org/officeDocument/2006/relationships" xmlns:m="http://schemas.openxmlformats.org/officeDocument/2006/math" xmlns:v="urn:schemas-microsoft-com:vml" xmlns:wp14="http://schemas.microsoft.com/office/word/2010/wordprocessingDrawing" xmlns:wp="http://schemas.openxmlformats.org/drawingml/2006/wordprocessingDrawing" xmlns:w10="urn:schemas-microsoft-com:office:word" xmlns:w="http://schemas.openxmlformats.org/wordprocessingml/2006/main" xmlns:w14="http://schemas.microsoft.com/office/word/2010/wordml" xmlns:w15="http://schemas.microsoft.com/office/word/2012/wordml" xmlns:w16cex="http://schemas.microsoft.com/office/word/2018/wordml/cex" xmlns:w16cid="http://schemas.microsoft.com/office/word/2016/wordml/cid" xmlns:w16="http://schemas.microsoft.com/office/word/2018/wordml" xmlns:w16du="http://schemas.microsoft.com/office/word/2023/wordml/word16du" xmlns:w16sdtdh="http://schemas.microsoft.com/office/word/2020/wordml/sdtdatahash" xmlns:w16sdtfl="http://schemas.microsoft.com/office/word/2024/wordml/sdtformatlock" xmlns:w16se="http://schemas.microsoft.com/office/word/2015/wordml/symex" xmlns:wpg="http://schemas.microsoft.com/office/word/2010/wordprocessingGroup" xmlns:wpi="http://schemas.microsoft.com/office/word/2010/wordprocessingInk" xmlns:wne="http://schemas.microsoft.com/office/word/2006/wordml" xmlns:wps="http://schemas.microsoft.com/office/word/2010/wordprocessingShape" mc:Ignorable="w14 w15 w16se w16cid w16 w16cex w16sdtdh w16sdtfl w16du wp14">
   <w:body>
     <w:p>
       <w:r>
@@ -168,7 +168,7 @@
     </w:p>
     <w:p>
       <w:r>
-        <w:t>Detta dokument behandlar höga naturvärden i avverkningsanmälan A 22918-2026 i Sollefteå kommun. Denna avverkningsanmälan inkom 2026-05-18 12:45:43 och omfattar 10,9 ha.</w:t>
+        <w:t>Detta dokument behandlar höga naturvärden i avverkningsanmälan A 22918-2026 i Sollefteå kommun som inkom 2026-05-18 och omfattar 10,9 ha.</w:t>
       </w:r>
     </w:p>
     <w:p>
@@ -191,12 +191,15 @@
     </w:p>
     <w:p>
       <w:r>
-        <w:t>I avverkningsanmälan har följande 4 naturvårdsarter hittats: finporing (VU), liten aspgelélav (VU), stiftgelélav (NT) och stor aspticka (S). Av dessa är 3 rödlistade. För rödlistade arter har rödlistekategorin angivits inom parentes. Arter som är signalarter enligt Skogsstyrelsen har markerats med (S).</w:t>
+        <w:t>I och inom 6 meter från avverkningsanmälan har följande 5 naturvårdsarter hittats: finporing (VU), liten aspgelélav (VU, T), koralltaggsvamp (NT, T), stiftgelélav (NT, T) och stor aspticka (S, T). Av dessa är 4 rödlistade. För rödlistade arter har rödlistekategorin angivits inom parentes. Arter som är signalarter enligt Skogsstyrelsen har markerats med (S). Typiska arter inom Natura 2000 som är kopplade till skogsekosystem har markerats med (T).</w:t>
       </w:r>
     </w:p>
     <w:p>
       <w:r>
-        <w:t>De påträffade naturvårdsarterna är ett tydligt kvitto på att detta rör sig om en skog med höga naturvärden. I Figur 1 visas en karta över det avverkningsanmälda området, där samtliga fyndplatser för naturvårdsarter som finns registrerade på Artportalen har markerats.</w:t>
+        <w:t>De påträffade naturvårdsarterna är ett tydligt kvitto på att det rör sig om en skog med höga naturvärden.</w:t>
+      </w:r>
+      <w:r>
+        <w:t xml:space="preserve"> I Figur 1 visas fyndplatser för naturvårdsarter i området, som finns registrerade på Artportalen.</w:t>
       </w:r>
     </w:p>
     <w:p>
@@ -206,7 +209,7 @@
       <w:r>
         <w:drawing>
           <wp:inline xmlns:a="http://schemas.openxmlformats.org/drawingml/2006/main" xmlns:pic="http://schemas.openxmlformats.org/drawingml/2006/picture">
-            <wp:extent cx="5486400" cy="5979560"/>
+            <wp:extent cx="5441715" cy="5688000"/>
             <wp:docPr id="1" name="Picture 1"/>
             <wp:cNvGraphicFramePr>
               <a:graphicFrameLocks noChangeAspect="1"/>
@@ -227,7 +230,7 @@
                   <pic:spPr>
                     <a:xfrm>
                       <a:off x="0" y="0"/>
-                      <a:ext cx="5486400" cy="5979560"/>
+                      <a:ext cx="5441715" cy="5688000"/>
                     </a:xfrm>
                     <a:prstGeom prst="rect"/>
                   </pic:spPr>
@@ -241,9 +244,10 @@
     <w:p>
       <w:pPr>
         <w:pStyle w:val="Caption"/>
+        <w:spacing w:after="240"/>
       </w:pPr>
       <w:r>
-        <w:t>Figur 1. Fyndplatser för naturvårdsarter i det avverkningsanmälda området (röd linje). Markörer utan svart kant är placerade på fyndplatsen. Markörer med svart kant är placerade vid sidan av fyndplatsen och har ett svart streck som visar fyndplatsens exakta position. Kartans mittpunktskoordinat är N 7095741, E 582107 i SWEREF 99 TM.</w:t>
+        <w:t>Figur 1. Fyndplatser för naturvårdsarter i och inom 6 meter från avverkningsanmälan (röd linje). Markörer utan svart kant är placerade på fyndplatsen. Markörer med svart kant är placerade vid sidan av fyndplatsen och har ett svart streck som visar fyndplatsens exakta position. Kartans mittpunktskoordinat är N 7095741, E 582107 i SWEREF 99 TM.</w:t>
       </w:r>
     </w:p>
     <w:p>
@@ -255,6 +259,35 @@
       </w:r>
       <w:r>
         <w:t xml:space="preserve"> är en iögonfallande art knuten till fuktiga naturskogsartade miljöer med grova träd och mycket död ved i olika nedbrytningsstadier. Den växer på lågor av både löv- och barrträd, t.ex. gråal, björk och gran. Fruktkropparna utvecklas ofta på undersidan av djupt nedsjunkna lågor som fortfarande har barken kvar. Artens ekologi behöver klarläggas bättre. I väntan på detta måste kända växtplatser säkerställas (SLU Artdatabanken, 2024).</w:t>
+      </w:r>
+    </w:p>
+    <w:p>
+      <w:r>
+        <w:rPr>
+          <w:b/>
+        </w:rPr>
+        <w:t>Koralltaggsvamp (NT)</w:t>
+      </w:r>
+      <w:r>
+        <w:t xml:space="preserve"> är i hela landet en mycket bra signalart som nästan enbart påträffas i skogsområden med höga naturvärden. Arten hotas av brist på död ved. Ingrepp som innebär att lågor och döda eller skadade träd tas bort missgynnar arten. En slutavverkning, skoglig gallring eller annat uttag av virke på växtplatsen som ger ett förändrat lokalklimat innebär ett direkt hot liksom överföring av lövskog till barrskog. Koralltaggsvamp är typisk art för </w:t>
+      </w:r>
+      <w:r>
+        <w:rPr>
+          <w:i/>
+        </w:rPr>
+        <w:t>9010 Taiga, 9050 Näringsrik granskog</w:t>
+      </w:r>
+      <w:r>
+        <w:t xml:space="preserve"> och</w:t>
+      </w:r>
+      <w:r>
+        <w:rPr>
+          <w:i/>
+        </w:rPr>
+        <w:t xml:space="preserve"> 9030 Landhöjningsskog</w:t>
+      </w:r>
+      <w:r>
+        <w:t xml:space="preserve"> (SLU Artdatabanken, 2024; Nitare &amp; Skogsstyrelsen, 2019).</w:t>
       </w:r>
     </w:p>
     <w:p>
@@ -416,7 +449,7 @@
         <w:rPr>
           <w:i/>
         </w:rPr>
-        <w:t>I det avverkningsanmälda skogsområdet har 4 naturvårdsarter varav 3 rödlistade arter sina livsmiljöer och växtplatser.</w:t>
+        <w:t>I det avverkningsanmälda skogsområdet har 5 naturvårdsarter varav 4 rödlistade arter sina livsmiljöer och växtplatser.</w:t>
       </w:r>
     </w:p>
     <w:p>
@@ -621,7 +654,7 @@
 </file>
 
 <file path=word/endnotes.xml><?xml version="1.0" encoding="utf-8"?>
-<w:endnotes xmlns:wpc="http://schemas.microsoft.com/office/word/2010/wordprocessingCanvas" xmlns:cx="http://schemas.microsoft.com/office/drawing/2014/chartex" xmlns:cx1="http://schemas.microsoft.com/office/drawing/2015/9/8/chartex" xmlns:cx2="http://schemas.microsoft.com/office/drawing/2015/10/21/chartex" xmlns:cx3="http://schemas.microsoft.com/office/drawing/2016/5/9/chartex" xmlns:cx4="http://schemas.microsoft.com/office/drawing/2016/5/10/chartex" xmlns:cx5="http://schemas.microsoft.com/office/drawing/2016/5/11/chartex" xmlns:cx6="http://schemas.microsoft.com/office/drawing/2016/5/12/chartex" xmlns:cx7="http://schemas.microsoft.com/office/drawing/2016/5/13/chartex" xmlns:cx8="http://schemas.microsoft.com/office/drawing/2016/5/14/chartex" xmlns:mc="http://schemas.openxmlformats.org/markup-compatibility/2006" xmlns:aink="http://schemas.microsoft.com/office/drawing/2016/ink" xmlns:am3d="http://schemas.microsoft.com/office/drawing/2017/model3d" xmlns:o="urn:schemas-microsoft-com:office:office" xmlns:oel="http://schemas.microsoft.com/office/2019/extlst" xmlns:r="http://schemas.openxmlformats.org/officeDocument/2006/relationships" xmlns:m="http://schemas.openxmlformats.org/officeDocument/2006/math" xmlns:v="urn:schemas-microsoft-com:vml" xmlns:wp14="http://schemas.microsoft.com/office/word/2010/wordprocessingDrawing" xmlns:wp="http://schemas.openxmlformats.org/drawingml/2006/wordprocessingDrawing" xmlns:w10="urn:schemas-microsoft-com:office:word" xmlns:w="http://schemas.openxmlformats.org/wordprocessingml/2006/main" xmlns:w14="http://schemas.microsoft.com/office/word/2010/wordml" xmlns:w15="http://schemas.microsoft.com/office/word/2012/wordml" xmlns:w16cex="http://schemas.microsoft.com/office/word/2018/wordml/cex" xmlns:w16cid="http://schemas.microsoft.com/office/word/2016/wordml/cid" xmlns:w16="http://schemas.microsoft.com/office/word/2018/wordml" xmlns:w16sdtdh="http://schemas.microsoft.com/office/word/2020/wordml/sdtdatahash" xmlns:w16se="http://schemas.microsoft.com/office/word/2015/wordml/symex" xmlns:wpg="http://schemas.microsoft.com/office/word/2010/wordprocessingGroup" xmlns:wpi="http://schemas.microsoft.com/office/word/2010/wordprocessingInk" xmlns:wne="http://schemas.microsoft.com/office/word/2006/wordml" xmlns:wps="http://schemas.microsoft.com/office/word/2010/wordprocessingShape" mc:Ignorable="w14 w15 w16se w16cid w16 w16cex w16sdtdh wp14">
+<w:endnotes xmlns:wpc="http://schemas.microsoft.com/office/word/2010/wordprocessingCanvas" xmlns:cx="http://schemas.microsoft.com/office/drawing/2014/chartex" xmlns:cx1="http://schemas.microsoft.com/office/drawing/2015/9/8/chartex" xmlns:cx2="http://schemas.microsoft.com/office/drawing/2015/10/21/chartex" xmlns:cx3="http://schemas.microsoft.com/office/drawing/2016/5/9/chartex" xmlns:cx4="http://schemas.microsoft.com/office/drawing/2016/5/10/chartex" xmlns:cx5="http://schemas.microsoft.com/office/drawing/2016/5/11/chartex" xmlns:cx6="http://schemas.microsoft.com/office/drawing/2016/5/12/chartex" xmlns:cx7="http://schemas.microsoft.com/office/drawing/2016/5/13/chartex" xmlns:cx8="http://schemas.microsoft.com/office/drawing/2016/5/14/chartex" xmlns:mc="http://schemas.openxmlformats.org/markup-compatibility/2006" xmlns:aink="http://schemas.microsoft.com/office/drawing/2016/ink" xmlns:am3d="http://schemas.microsoft.com/office/drawing/2017/model3d" xmlns:o="urn:schemas-microsoft-com:office:office" xmlns:oel="http://schemas.microsoft.com/office/2019/extlst" xmlns:r="http://schemas.openxmlformats.org/officeDocument/2006/relationships" xmlns:m="http://schemas.openxmlformats.org/officeDocument/2006/math" xmlns:v="urn:schemas-microsoft-com:vml" xmlns:wp14="http://schemas.microsoft.com/office/word/2010/wordprocessingDrawing" xmlns:wp="http://schemas.openxmlformats.org/drawingml/2006/wordprocessingDrawing" xmlns:w10="urn:schemas-microsoft-com:office:word" xmlns:w="http://schemas.openxmlformats.org/wordprocessingml/2006/main" xmlns:w14="http://schemas.microsoft.com/office/word/2010/wordml" xmlns:w15="http://schemas.microsoft.com/office/word/2012/wordml" xmlns:w16cex="http://schemas.microsoft.com/office/word/2018/wordml/cex" xmlns:w16cid="http://schemas.microsoft.com/office/word/2016/wordml/cid" xmlns:w16="http://schemas.microsoft.com/office/word/2018/wordml" xmlns:w16du="http://schemas.microsoft.com/office/word/2023/wordml/word16du" xmlns:w16sdtdh="http://schemas.microsoft.com/office/word/2020/wordml/sdtdatahash" xmlns:w16sdtfl="http://schemas.microsoft.com/office/word/2024/wordml/sdtformatlock" xmlns:w16se="http://schemas.microsoft.com/office/word/2015/wordml/symex" xmlns:wpg="http://schemas.microsoft.com/office/word/2010/wordprocessingGroup" xmlns:wpi="http://schemas.microsoft.com/office/word/2010/wordprocessingInk" xmlns:wne="http://schemas.microsoft.com/office/word/2006/wordml" xmlns:wps="http://schemas.microsoft.com/office/word/2010/wordprocessingShape" mc:Ignorable="w14 w15 w16se w16cid w16 w16cex w16sdtdh w16sdtfl w16du wp14">
   <w:endnote w:type="separator" w:id="-1">
     <w:p>
       <w:pPr>
@@ -646,7 +679,7 @@
 </file>
 
 <file path=word/footer1.xml><?xml version="1.0" encoding="utf-8"?>
-<w:ftr xmlns:wpc="http://schemas.microsoft.com/office/word/2010/wordprocessingCanvas" xmlns:cx="http://schemas.microsoft.com/office/drawing/2014/chartex" xmlns:cx1="http://schemas.microsoft.com/office/drawing/2015/9/8/chartex" xmlns:cx2="http://schemas.microsoft.com/office/drawing/2015/10/21/chartex" xmlns:cx3="http://schemas.microsoft.com/office/drawing/2016/5/9/chartex" xmlns:cx4="http://schemas.microsoft.com/office/drawing/2016/5/10/chartex" xmlns:cx5="http://schemas.microsoft.com/office/drawing/2016/5/11/chartex" xmlns:cx6="http://schemas.microsoft.com/office/drawing/2016/5/12/chartex" xmlns:cx7="http://schemas.microsoft.com/office/drawing/2016/5/13/chartex" xmlns:cx8="http://schemas.microsoft.com/office/drawing/2016/5/14/chartex" xmlns:mc="http://schemas.openxmlformats.org/markup-compatibility/2006" xmlns:aink="http://schemas.microsoft.com/office/drawing/2016/ink" xmlns:am3d="http://schemas.microsoft.com/office/drawing/2017/model3d" xmlns:o="urn:schemas-microsoft-com:office:office" xmlns:oel="http://schemas.microsoft.com/office/2019/extlst" xmlns:r="http://schemas.openxmlformats.org/officeDocument/2006/relationships" xmlns:m="http://schemas.openxmlformats.org/officeDocument/2006/math" xmlns:v="urn:schemas-microsoft-com:vml" xmlns:wp14="http://schemas.microsoft.com/office/word/2010/wordprocessingDrawing" xmlns:wp="http://schemas.openxmlformats.org/drawingml/2006/wordprocessingDrawing" xmlns:w10="urn:schemas-microsoft-com:office:word" xmlns:w="http://schemas.openxmlformats.org/wordprocessingml/2006/main" xmlns:w14="http://schemas.microsoft.com/office/word/2010/wordml" xmlns:w15="http://schemas.microsoft.com/office/word/2012/wordml" xmlns:w16cex="http://schemas.microsoft.com/office/word/2018/wordml/cex" xmlns:w16cid="http://schemas.microsoft.com/office/word/2016/wordml/cid" xmlns:w16="http://schemas.microsoft.com/office/word/2018/wordml" xmlns:w16sdtdh="http://schemas.microsoft.com/office/word/2020/wordml/sdtdatahash" xmlns:w16se="http://schemas.microsoft.com/office/word/2015/wordml/symex" xmlns:wpg="http://schemas.microsoft.com/office/word/2010/wordprocessingGroup" xmlns:wpi="http://schemas.microsoft.com/office/word/2010/wordprocessingInk" xmlns:wne="http://schemas.microsoft.com/office/word/2006/wordml" xmlns:wps="http://schemas.microsoft.com/office/word/2010/wordprocessingShape" mc:Ignorable="w14 w15 w16se w16cid w16 w16cex w16sdtdh wp14">
+<w:ftr xmlns:wpc="http://schemas.microsoft.com/office/word/2010/wordprocessingCanvas" xmlns:cx="http://schemas.microsoft.com/office/drawing/2014/chartex" xmlns:cx1="http://schemas.microsoft.com/office/drawing/2015/9/8/chartex" xmlns:cx2="http://schemas.microsoft.com/office/drawing/2015/10/21/chartex" xmlns:cx3="http://schemas.microsoft.com/office/drawing/2016/5/9/chartex" xmlns:cx4="http://schemas.microsoft.com/office/drawing/2016/5/10/chartex" xmlns:cx5="http://schemas.microsoft.com/office/drawing/2016/5/11/chartex" xmlns:cx6="http://schemas.microsoft.com/office/drawing/2016/5/12/chartex" xmlns:cx7="http://schemas.microsoft.com/office/drawing/2016/5/13/chartex" xmlns:cx8="http://schemas.microsoft.com/office/drawing/2016/5/14/chartex" xmlns:mc="http://schemas.openxmlformats.org/markup-compatibility/2006" xmlns:aink="http://schemas.microsoft.com/office/drawing/2016/ink" xmlns:am3d="http://schemas.microsoft.com/office/drawing/2017/model3d" xmlns:o="urn:schemas-microsoft-com:office:office" xmlns:oel="http://schemas.microsoft.com/office/2019/extlst" xmlns:r="http://schemas.openxmlformats.org/officeDocument/2006/relationships" xmlns:m="http://schemas.openxmlformats.org/officeDocument/2006/math" xmlns:v="urn:schemas-microsoft-com:vml" xmlns:wp14="http://schemas.microsoft.com/office/word/2010/wordprocessingDrawing" xmlns:wp="http://schemas.openxmlformats.org/drawingml/2006/wordprocessingDrawing" xmlns:w10="urn:schemas-microsoft-com:office:word" xmlns:w="http://schemas.openxmlformats.org/wordprocessingml/2006/main" xmlns:w14="http://schemas.microsoft.com/office/word/2010/wordml" xmlns:w15="http://schemas.microsoft.com/office/word/2012/wordml" xmlns:w16cex="http://schemas.microsoft.com/office/word/2018/wordml/cex" xmlns:w16cid="http://schemas.microsoft.com/office/word/2016/wordml/cid" xmlns:w16="http://schemas.microsoft.com/office/word/2018/wordml" xmlns:w16du="http://schemas.microsoft.com/office/word/2023/wordml/word16du" xmlns:w16sdtdh="http://schemas.microsoft.com/office/word/2020/wordml/sdtdatahash" xmlns:w16sdtfl="http://schemas.microsoft.com/office/word/2024/wordml/sdtformatlock" xmlns:w16se="http://schemas.microsoft.com/office/word/2015/wordml/symex" xmlns:wpg="http://schemas.microsoft.com/office/word/2010/wordprocessingGroup" xmlns:wpi="http://schemas.microsoft.com/office/word/2010/wordprocessingInk" xmlns:wne="http://schemas.microsoft.com/office/word/2006/wordml" xmlns:wps="http://schemas.microsoft.com/office/word/2010/wordprocessingShape" mc:Ignorable="w14 w15 w16se w16cid w16 w16cex w16sdtdh w16sdtfl w16du wp14">
   <w:p>
     <w:pPr>
       <w:pStyle w:val="Footer"/>
@@ -656,7 +689,7 @@
 </file>
 
 <file path=word/footer2.xml><?xml version="1.0" encoding="utf-8"?>
-<w:ftr xmlns:wpc="http://schemas.microsoft.com/office/word/2010/wordprocessingCanvas" xmlns:cx="http://schemas.microsoft.com/office/drawing/2014/chartex" xmlns:cx1="http://schemas.microsoft.com/office/drawing/2015/9/8/chartex" xmlns:cx2="http://schemas.microsoft.com/office/drawing/2015/10/21/chartex" xmlns:cx3="http://schemas.microsoft.com/office/drawing/2016/5/9/chartex" xmlns:cx4="http://schemas.microsoft.com/office/drawing/2016/5/10/chartex" xmlns:cx5="http://schemas.microsoft.com/office/drawing/2016/5/11/chartex" xmlns:cx6="http://schemas.microsoft.com/office/drawing/2016/5/12/chartex" xmlns:cx7="http://schemas.microsoft.com/office/drawing/2016/5/13/chartex" xmlns:cx8="http://schemas.microsoft.com/office/drawing/2016/5/14/chartex" xmlns:mc="http://schemas.openxmlformats.org/markup-compatibility/2006" xmlns:aink="http://schemas.microsoft.com/office/drawing/2016/ink" xmlns:am3d="http://schemas.microsoft.com/office/drawing/2017/model3d" xmlns:o="urn:schemas-microsoft-com:office:office" xmlns:oel="http://schemas.microsoft.com/office/2019/extlst" xmlns:r="http://schemas.openxmlformats.org/officeDocument/2006/relationships" xmlns:m="http://schemas.openxmlformats.org/officeDocument/2006/math" xmlns:v="urn:schemas-microsoft-com:vml" xmlns:wp14="http://schemas.microsoft.com/office/word/2010/wordprocessingDrawing" xmlns:wp="http://schemas.openxmlformats.org/drawingml/2006/wordprocessingDrawing" xmlns:w10="urn:schemas-microsoft-com:office:word" xmlns:w="http://schemas.openxmlformats.org/wordprocessingml/2006/main" xmlns:w14="http://schemas.microsoft.com/office/word/2010/wordml" xmlns:w15="http://schemas.microsoft.com/office/word/2012/wordml" xmlns:w16cex="http://schemas.microsoft.com/office/word/2018/wordml/cex" xmlns:w16cid="http://schemas.microsoft.com/office/word/2016/wordml/cid" xmlns:w16="http://schemas.microsoft.com/office/word/2018/wordml" xmlns:w16sdtdh="http://schemas.microsoft.com/office/word/2020/wordml/sdtdatahash" xmlns:w16se="http://schemas.microsoft.com/office/word/2015/wordml/symex" xmlns:wpg="http://schemas.microsoft.com/office/word/2010/wordprocessingGroup" xmlns:wpi="http://schemas.microsoft.com/office/word/2010/wordprocessingInk" xmlns:wne="http://schemas.microsoft.com/office/word/2006/wordml" xmlns:wps="http://schemas.microsoft.com/office/word/2010/wordprocessingShape" mc:Ignorable="w14 w15 w16se w16cid w16 w16cex w16sdtdh wp14">
+<w:ftr xmlns:wpc="http://schemas.microsoft.com/office/word/2010/wordprocessingCanvas" xmlns:cx="http://schemas.microsoft.com/office/drawing/2014/chartex" xmlns:cx1="http://schemas.microsoft.com/office/drawing/2015/9/8/chartex" xmlns:cx2="http://schemas.microsoft.com/office/drawing/2015/10/21/chartex" xmlns:cx3="http://schemas.microsoft.com/office/drawing/2016/5/9/chartex" xmlns:cx4="http://schemas.microsoft.com/office/drawing/2016/5/10/chartex" xmlns:cx5="http://schemas.microsoft.com/office/drawing/2016/5/11/chartex" xmlns:cx6="http://schemas.microsoft.com/office/drawing/2016/5/12/chartex" xmlns:cx7="http://schemas.microsoft.com/office/drawing/2016/5/13/chartex" xmlns:cx8="http://schemas.microsoft.com/office/drawing/2016/5/14/chartex" xmlns:mc="http://schemas.openxmlformats.org/markup-compatibility/2006" xmlns:aink="http://schemas.microsoft.com/office/drawing/2016/ink" xmlns:am3d="http://schemas.microsoft.com/office/drawing/2017/model3d" xmlns:o="urn:schemas-microsoft-com:office:office" xmlns:oel="http://schemas.microsoft.com/office/2019/extlst" xmlns:r="http://schemas.openxmlformats.org/officeDocument/2006/relationships" xmlns:m="http://schemas.openxmlformats.org/officeDocument/2006/math" xmlns:v="urn:schemas-microsoft-com:vml" xmlns:wp14="http://schemas.microsoft.com/office/word/2010/wordprocessingDrawing" xmlns:wp="http://schemas.openxmlformats.org/drawingml/2006/wordprocessingDrawing" xmlns:w10="urn:schemas-microsoft-com:office:word" xmlns:w="http://schemas.openxmlformats.org/wordprocessingml/2006/main" xmlns:w14="http://schemas.microsoft.com/office/word/2010/wordml" xmlns:w15="http://schemas.microsoft.com/office/word/2012/wordml" xmlns:w16cex="http://schemas.microsoft.com/office/word/2018/wordml/cex" xmlns:w16cid="http://schemas.microsoft.com/office/word/2016/wordml/cid" xmlns:w16="http://schemas.microsoft.com/office/word/2018/wordml" xmlns:w16du="http://schemas.microsoft.com/office/word/2023/wordml/word16du" xmlns:w16sdtdh="http://schemas.microsoft.com/office/word/2020/wordml/sdtdatahash" xmlns:w16sdtfl="http://schemas.microsoft.com/office/word/2024/wordml/sdtformatlock" xmlns:w16se="http://schemas.microsoft.com/office/word/2015/wordml/symex" xmlns:wpg="http://schemas.microsoft.com/office/word/2010/wordprocessingGroup" xmlns:wpi="http://schemas.microsoft.com/office/word/2010/wordprocessingInk" xmlns:wne="http://schemas.microsoft.com/office/word/2006/wordml" xmlns:wps="http://schemas.microsoft.com/office/word/2010/wordprocessingShape" mc:Ignorable="w14 w15 w16se w16cid w16 w16cex w16sdtdh w16sdtfl w16du wp14">
   <w:p>
     <w:pPr>
       <w:pStyle w:val="Footer"/>
@@ -666,7 +699,7 @@
 </file>
 
 <file path=word/footer3.xml><?xml version="1.0" encoding="utf-8"?>
-<w:ftr xmlns:wpc="http://schemas.microsoft.com/office/word/2010/wordprocessingCanvas" xmlns:cx="http://schemas.microsoft.com/office/drawing/2014/chartex" xmlns:cx1="http://schemas.microsoft.com/office/drawing/2015/9/8/chartex" xmlns:cx2="http://schemas.microsoft.com/office/drawing/2015/10/21/chartex" xmlns:cx3="http://schemas.microsoft.com/office/drawing/2016/5/9/chartex" xmlns:cx4="http://schemas.microsoft.com/office/drawing/2016/5/10/chartex" xmlns:cx5="http://schemas.microsoft.com/office/drawing/2016/5/11/chartex" xmlns:cx6="http://schemas.microsoft.com/office/drawing/2016/5/12/chartex" xmlns:cx7="http://schemas.microsoft.com/office/drawing/2016/5/13/chartex" xmlns:cx8="http://schemas.microsoft.com/office/drawing/2016/5/14/chartex" xmlns:mc="http://schemas.openxmlformats.org/markup-compatibility/2006" xmlns:aink="http://schemas.microsoft.com/office/drawing/2016/ink" xmlns:am3d="http://schemas.microsoft.com/office/drawing/2017/model3d" xmlns:o="urn:schemas-microsoft-com:office:office" xmlns:oel="http://schemas.microsoft.com/office/2019/extlst" xmlns:r="http://schemas.openxmlformats.org/officeDocument/2006/relationships" xmlns:m="http://schemas.openxmlformats.org/officeDocument/2006/math" xmlns:v="urn:schemas-microsoft-com:vml" xmlns:wp14="http://schemas.microsoft.com/office/word/2010/wordprocessingDrawing" xmlns:wp="http://schemas.openxmlformats.org/drawingml/2006/wordprocessingDrawing" xmlns:w10="urn:schemas-microsoft-com:office:word" xmlns:w="http://schemas.openxmlformats.org/wordprocessingml/2006/main" xmlns:w14="http://schemas.microsoft.com/office/word/2010/wordml" xmlns:w15="http://schemas.microsoft.com/office/word/2012/wordml" xmlns:w16cex="http://schemas.microsoft.com/office/word/2018/wordml/cex" xmlns:w16cid="http://schemas.microsoft.com/office/word/2016/wordml/cid" xmlns:w16="http://schemas.microsoft.com/office/word/2018/wordml" xmlns:w16sdtdh="http://schemas.microsoft.com/office/word/2020/wordml/sdtdatahash" xmlns:w16se="http://schemas.microsoft.com/office/word/2015/wordml/symex" xmlns:wpg="http://schemas.microsoft.com/office/word/2010/wordprocessingGroup" xmlns:wpi="http://schemas.microsoft.com/office/word/2010/wordprocessingInk" xmlns:wne="http://schemas.microsoft.com/office/word/2006/wordml" xmlns:wps="http://schemas.microsoft.com/office/word/2010/wordprocessingShape" mc:Ignorable="w14 w15 w16se w16cid w16 w16cex w16sdtdh wp14">
+<w:ftr xmlns:wpc="http://schemas.microsoft.com/office/word/2010/wordprocessingCanvas" xmlns:cx="http://schemas.microsoft.com/office/drawing/2014/chartex" xmlns:cx1="http://schemas.microsoft.com/office/drawing/2015/9/8/chartex" xmlns:cx2="http://schemas.microsoft.com/office/drawing/2015/10/21/chartex" xmlns:cx3="http://schemas.microsoft.com/office/drawing/2016/5/9/chartex" xmlns:cx4="http://schemas.microsoft.com/office/drawing/2016/5/10/chartex" xmlns:cx5="http://schemas.microsoft.com/office/drawing/2016/5/11/chartex" xmlns:cx6="http://schemas.microsoft.com/office/drawing/2016/5/12/chartex" xmlns:cx7="http://schemas.microsoft.com/office/drawing/2016/5/13/chartex" xmlns:cx8="http://schemas.microsoft.com/office/drawing/2016/5/14/chartex" xmlns:mc="http://schemas.openxmlformats.org/markup-compatibility/2006" xmlns:aink="http://schemas.microsoft.com/office/drawing/2016/ink" xmlns:am3d="http://schemas.microsoft.com/office/drawing/2017/model3d" xmlns:o="urn:schemas-microsoft-com:office:office" xmlns:oel="http://schemas.microsoft.com/office/2019/extlst" xmlns:r="http://schemas.openxmlformats.org/officeDocument/2006/relationships" xmlns:m="http://schemas.openxmlformats.org/officeDocument/2006/math" xmlns:v="urn:schemas-microsoft-com:vml" xmlns:wp14="http://schemas.microsoft.com/office/word/2010/wordprocessingDrawing" xmlns:wp="http://schemas.openxmlformats.org/drawingml/2006/wordprocessingDrawing" xmlns:w10="urn:schemas-microsoft-com:office:word" xmlns:w="http://schemas.openxmlformats.org/wordprocessingml/2006/main" xmlns:w14="http://schemas.microsoft.com/office/word/2010/wordml" xmlns:w15="http://schemas.microsoft.com/office/word/2012/wordml" xmlns:w16cex="http://schemas.microsoft.com/office/word/2018/wordml/cex" xmlns:w16cid="http://schemas.microsoft.com/office/word/2016/wordml/cid" xmlns:w16="http://schemas.microsoft.com/office/word/2018/wordml" xmlns:w16du="http://schemas.microsoft.com/office/word/2023/wordml/word16du" xmlns:w16sdtdh="http://schemas.microsoft.com/office/word/2020/wordml/sdtdatahash" xmlns:w16sdtfl="http://schemas.microsoft.com/office/word/2024/wordml/sdtformatlock" xmlns:w16se="http://schemas.microsoft.com/office/word/2015/wordml/symex" xmlns:wpg="http://schemas.microsoft.com/office/word/2010/wordprocessingGroup" xmlns:wpi="http://schemas.microsoft.com/office/word/2010/wordprocessingInk" xmlns:wne="http://schemas.microsoft.com/office/word/2006/wordml" xmlns:wps="http://schemas.microsoft.com/office/word/2010/wordprocessingShape" mc:Ignorable="w14 w15 w16se w16cid w16 w16cex w16sdtdh w16sdtfl w16du wp14">
   <w:p>
     <w:pPr>
       <w:pStyle w:val="Footer"/>
@@ -676,7 +709,7 @@
 </file>
 
 <file path=word/footnotes.xml><?xml version="1.0" encoding="utf-8"?>
-<w:footnotes xmlns:wpc="http://schemas.microsoft.com/office/word/2010/wordprocessingCanvas" xmlns:cx="http://schemas.microsoft.com/office/drawing/2014/chartex" xmlns:cx1="http://schemas.microsoft.com/office/drawing/2015/9/8/chartex" xmlns:cx2="http://schemas.microsoft.com/office/drawing/2015/10/21/chartex" xmlns:cx3="http://schemas.microsoft.com/office/drawing/2016/5/9/chartex" xmlns:cx4="http://schemas.microsoft.com/office/drawing/2016/5/10/chartex" xmlns:cx5="http://schemas.microsoft.com/office/drawing/2016/5/11/chartex" xmlns:cx6="http://schemas.microsoft.com/office/drawing/2016/5/12/chartex" xmlns:cx7="http://schemas.microsoft.com/office/drawing/2016/5/13/chartex" xmlns:cx8="http://schemas.microsoft.com/office/drawing/2016/5/14/chartex" xmlns:mc="http://schemas.openxmlformats.org/markup-compatibility/2006" xmlns:aink="http://schemas.microsoft.com/office/drawing/2016/ink" xmlns:am3d="http://schemas.microsoft.com/office/drawing/2017/model3d" xmlns:o="urn:schemas-microsoft-com:office:office" xmlns:oel="http://schemas.microsoft.com/office/2019/extlst" xmlns:r="http://schemas.openxmlformats.org/officeDocument/2006/relationships" xmlns:m="http://schemas.openxmlformats.org/officeDocument/2006/math" xmlns:v="urn:schemas-microsoft-com:vml" xmlns:wp14="http://schemas.microsoft.com/office/word/2010/wordprocessingDrawing" xmlns:wp="http://schemas.openxmlformats.org/drawingml/2006/wordprocessingDrawing" xmlns:w10="urn:schemas-microsoft-com:office:word" xmlns:w="http://schemas.openxmlformats.org/wordprocessingml/2006/main" xmlns:w14="http://schemas.microsoft.com/office/word/2010/wordml" xmlns:w15="http://schemas.microsoft.com/office/word/2012/wordml" xmlns:w16cex="http://schemas.microsoft.com/office/word/2018/wordml/cex" xmlns:w16cid="http://schemas.microsoft.com/office/word/2016/wordml/cid" xmlns:w16="http://schemas.microsoft.com/office/word/2018/wordml" xmlns:w16sdtdh="http://schemas.microsoft.com/office/word/2020/wordml/sdtdatahash" xmlns:w16se="http://schemas.microsoft.com/office/word/2015/wordml/symex" xmlns:wpg="http://schemas.microsoft.com/office/word/2010/wordprocessingGroup" xmlns:wpi="http://schemas.microsoft.com/office/word/2010/wordprocessingInk" xmlns:wne="http://schemas.microsoft.com/office/word/2006/wordml" xmlns:wps="http://schemas.microsoft.com/office/word/2010/wordprocessingShape" mc:Ignorable="w14 w15 w16se w16cid w16 w16cex w16sdtdh wp14">
+<w:footnotes xmlns:wpc="http://schemas.microsoft.com/office/word/2010/wordprocessingCanvas" xmlns:cx="http://schemas.microsoft.com/office/drawing/2014/chartex" xmlns:cx1="http://schemas.microsoft.com/office/drawing/2015/9/8/chartex" xmlns:cx2="http://schemas.microsoft.com/office/drawing/2015/10/21/chartex" xmlns:cx3="http://schemas.microsoft.com/office/drawing/2016/5/9/chartex" xmlns:cx4="http://schemas.microsoft.com/office/drawing/2016/5/10/chartex" xmlns:cx5="http://schemas.microsoft.com/office/drawing/2016/5/11/chartex" xmlns:cx6="http://schemas.microsoft.com/office/drawing/2016/5/12/chartex" xmlns:cx7="http://schemas.microsoft.com/office/drawing/2016/5/13/chartex" xmlns:cx8="http://schemas.microsoft.com/office/drawing/2016/5/14/chartex" xmlns:mc="http://schemas.openxmlformats.org/markup-compatibility/2006" xmlns:aink="http://schemas.microsoft.com/office/drawing/2016/ink" xmlns:am3d="http://schemas.microsoft.com/office/drawing/2017/model3d" xmlns:o="urn:schemas-microsoft-com:office:office" xmlns:oel="http://schemas.microsoft.com/office/2019/extlst" xmlns:r="http://schemas.openxmlformats.org/officeDocument/2006/relationships" xmlns:m="http://schemas.openxmlformats.org/officeDocument/2006/math" xmlns:v="urn:schemas-microsoft-com:vml" xmlns:wp14="http://schemas.microsoft.com/office/word/2010/wordprocessingDrawing" xmlns:wp="http://schemas.openxmlformats.org/drawingml/2006/wordprocessingDrawing" xmlns:w10="urn:schemas-microsoft-com:office:word" xmlns:w="http://schemas.openxmlformats.org/wordprocessingml/2006/main" xmlns:w14="http://schemas.microsoft.com/office/word/2010/wordml" xmlns:w15="http://schemas.microsoft.com/office/word/2012/wordml" xmlns:w16cex="http://schemas.microsoft.com/office/word/2018/wordml/cex" xmlns:w16cid="http://schemas.microsoft.com/office/word/2016/wordml/cid" xmlns:w16="http://schemas.microsoft.com/office/word/2018/wordml" xmlns:w16du="http://schemas.microsoft.com/office/word/2023/wordml/word16du" xmlns:w16sdtdh="http://schemas.microsoft.com/office/word/2020/wordml/sdtdatahash" xmlns:w16sdtfl="http://schemas.microsoft.com/office/word/2024/wordml/sdtformatlock" xmlns:w16se="http://schemas.microsoft.com/office/word/2015/wordml/symex" xmlns:wpg="http://schemas.microsoft.com/office/word/2010/wordprocessingGroup" xmlns:wpi="http://schemas.microsoft.com/office/word/2010/wordprocessingInk" xmlns:wne="http://schemas.microsoft.com/office/word/2006/wordml" xmlns:wps="http://schemas.microsoft.com/office/word/2010/wordprocessingShape" mc:Ignorable="w14 w15 w16se w16cid w16 w16cex w16sdtdh w16sdtfl w16du wp14">
   <w:footnote w:type="separator" w:id="-1">
     <w:p>
       <w:pPr>
@@ -701,7 +734,7 @@
 </file>
 
 <file path=word/header1.xml><?xml version="1.0" encoding="utf-8"?>
-<w:hdr xmlns:wpc="http://schemas.microsoft.com/office/word/2010/wordprocessingCanvas" xmlns:cx="http://schemas.microsoft.com/office/drawing/2014/chartex" xmlns:cx1="http://schemas.microsoft.com/office/drawing/2015/9/8/chartex" xmlns:cx2="http://schemas.microsoft.com/office/drawing/2015/10/21/chartex" xmlns:cx3="http://schemas.microsoft.com/office/drawing/2016/5/9/chartex" xmlns:cx4="http://schemas.microsoft.com/office/drawing/2016/5/10/chartex" xmlns:cx5="http://schemas.microsoft.com/office/drawing/2016/5/11/chartex" xmlns:cx6="http://schemas.microsoft.com/office/drawing/2016/5/12/chartex" xmlns:cx7="http://schemas.microsoft.com/office/drawing/2016/5/13/chartex" xmlns:cx8="http://schemas.microsoft.com/office/drawing/2016/5/14/chartex" xmlns:mc="http://schemas.openxmlformats.org/markup-compatibility/2006" xmlns:aink="http://schemas.microsoft.com/office/drawing/2016/ink" xmlns:am3d="http://schemas.microsoft.com/office/drawing/2017/model3d" xmlns:o="urn:schemas-microsoft-com:office:office" xmlns:oel="http://schemas.microsoft.com/office/2019/extlst" xmlns:r="http://schemas.openxmlformats.org/officeDocument/2006/relationships" xmlns:m="http://schemas.openxmlformats.org/officeDocument/2006/math" xmlns:v="urn:schemas-microsoft-com:vml" xmlns:wp14="http://schemas.microsoft.com/office/word/2010/wordprocessingDrawing" xmlns:wp="http://schemas.openxmlformats.org/drawingml/2006/wordprocessingDrawing" xmlns:w10="urn:schemas-microsoft-com:office:word" xmlns:w="http://schemas.openxmlformats.org/wordprocessingml/2006/main" xmlns:w14="http://schemas.microsoft.com/office/word/2010/wordml" xmlns:w15="http://schemas.microsoft.com/office/word/2012/wordml" xmlns:w16cex="http://schemas.microsoft.com/office/word/2018/wordml/cex" xmlns:w16cid="http://schemas.microsoft.com/office/word/2016/wordml/cid" xmlns:w16="http://schemas.microsoft.com/office/word/2018/wordml" xmlns:w16sdtdh="http://schemas.microsoft.com/office/word/2020/wordml/sdtdatahash" xmlns:w16se="http://schemas.microsoft.com/office/word/2015/wordml/symex" xmlns:wpg="http://schemas.microsoft.com/office/word/2010/wordprocessingGroup" xmlns:wpi="http://schemas.microsoft.com/office/word/2010/wordprocessingInk" xmlns:wne="http://schemas.microsoft.com/office/word/2006/wordml" xmlns:wps="http://schemas.microsoft.com/office/word/2010/wordprocessingShape" mc:Ignorable="w14 w15 w16se w16cid w16 w16cex w16sdtdh wp14">
+<w:hdr xmlns:wpc="http://schemas.microsoft.com/office/word/2010/wordprocessingCanvas" xmlns:cx="http://schemas.microsoft.com/office/drawing/2014/chartex" xmlns:cx1="http://schemas.microsoft.com/office/drawing/2015/9/8/chartex" xmlns:cx2="http://schemas.microsoft.com/office/drawing/2015/10/21/chartex" xmlns:cx3="http://schemas.microsoft.com/office/drawing/2016/5/9/chartex" xmlns:cx4="http://schemas.microsoft.com/office/drawing/2016/5/10/chartex" xmlns:cx5="http://schemas.microsoft.com/office/drawing/2016/5/11/chartex" xmlns:cx6="http://schemas.microsoft.com/office/drawing/2016/5/12/chartex" xmlns:cx7="http://schemas.microsoft.com/office/drawing/2016/5/13/chartex" xmlns:cx8="http://schemas.microsoft.com/office/drawing/2016/5/14/chartex" xmlns:mc="http://schemas.openxmlformats.org/markup-compatibility/2006" xmlns:aink="http://schemas.microsoft.com/office/drawing/2016/ink" xmlns:am3d="http://schemas.microsoft.com/office/drawing/2017/model3d" xmlns:o="urn:schemas-microsoft-com:office:office" xmlns:oel="http://schemas.microsoft.com/office/2019/extlst" xmlns:r="http://schemas.openxmlformats.org/officeDocument/2006/relationships" xmlns:m="http://schemas.openxmlformats.org/officeDocument/2006/math" xmlns:v="urn:schemas-microsoft-com:vml" xmlns:wp14="http://schemas.microsoft.com/office/word/2010/wordprocessingDrawing" xmlns:wp="http://schemas.openxmlformats.org/drawingml/2006/wordprocessingDrawing" xmlns:w10="urn:schemas-microsoft-com:office:word" xmlns:w="http://schemas.openxmlformats.org/wordprocessingml/2006/main" xmlns:w14="http://schemas.microsoft.com/office/word/2010/wordml" xmlns:w15="http://schemas.microsoft.com/office/word/2012/wordml" xmlns:w16cex="http://schemas.microsoft.com/office/word/2018/wordml/cex" xmlns:w16cid="http://schemas.microsoft.com/office/word/2016/wordml/cid" xmlns:w16="http://schemas.microsoft.com/office/word/2018/wordml" xmlns:w16du="http://schemas.microsoft.com/office/word/2023/wordml/word16du" xmlns:w16sdtdh="http://schemas.microsoft.com/office/word/2020/wordml/sdtdatahash" xmlns:w16sdtfl="http://schemas.microsoft.com/office/word/2024/wordml/sdtformatlock" xmlns:w16se="http://schemas.microsoft.com/office/word/2015/wordml/symex" xmlns:wpg="http://schemas.microsoft.com/office/word/2010/wordprocessingGroup" xmlns:wpi="http://schemas.microsoft.com/office/word/2010/wordprocessingInk" xmlns:wne="http://schemas.microsoft.com/office/word/2006/wordml" xmlns:wps="http://schemas.microsoft.com/office/word/2010/wordprocessingShape" mc:Ignorable="w14 w15 w16se w16cid w16 w16cex w16sdtdh w16sdtfl w16du wp14">
   <w:p>
     <w:pPr>
       <w:pStyle w:val="Header"/>
@@ -711,7 +744,7 @@
 </file>
 
 <file path=word/header2.xml><?xml version="1.0" encoding="utf-8"?>
-<w:hdr xmlns:wpc="http://schemas.microsoft.com/office/word/2010/wordprocessingCanvas" xmlns:cx="http://schemas.microsoft.com/office/drawing/2014/chartex" xmlns:cx1="http://schemas.microsoft.com/office/drawing/2015/9/8/chartex" xmlns:cx2="http://schemas.microsoft.com/office/drawing/2015/10/21/chartex" xmlns:cx3="http://schemas.microsoft.com/office/drawing/2016/5/9/chartex" xmlns:cx4="http://schemas.microsoft.com/office/drawing/2016/5/10/chartex" xmlns:cx5="http://schemas.microsoft.com/office/drawing/2016/5/11/chartex" xmlns:cx6="http://schemas.microsoft.com/office/drawing/2016/5/12/chartex" xmlns:cx7="http://schemas.microsoft.com/office/drawing/2016/5/13/chartex" xmlns:cx8="http://schemas.microsoft.com/office/drawing/2016/5/14/chartex" xmlns:mc="http://schemas.openxmlformats.org/markup-compatibility/2006" xmlns:aink="http://schemas.microsoft.com/office/drawing/2016/ink" xmlns:am3d="http://schemas.microsoft.com/office/drawing/2017/model3d" xmlns:o="urn:schemas-microsoft-com:office:office" xmlns:oel="http://schemas.microsoft.com/office/2019/extlst" xmlns:r="http://schemas.openxmlformats.org/officeDocument/2006/relationships" xmlns:m="http://schemas.openxmlformats.org/officeDocument/2006/math" xmlns:v="urn:schemas-microsoft-com:vml" xmlns:wp14="http://schemas.microsoft.com/office/word/2010/wordprocessingDrawing" xmlns:wp="http://schemas.openxmlformats.org/drawingml/2006/wordprocessingDrawing" xmlns:w10="urn:schemas-microsoft-com:office:word" xmlns:w="http://schemas.openxmlformats.org/wordprocessingml/2006/main" xmlns:w14="http://schemas.microsoft.com/office/word/2010/wordml" xmlns:w15="http://schemas.microsoft.com/office/word/2012/wordml" xmlns:w16cex="http://schemas.microsoft.com/office/word/2018/wordml/cex" xmlns:w16cid="http://schemas.microsoft.com/office/word/2016/wordml/cid" xmlns:w16="http://schemas.microsoft.com/office/word/2018/wordml" xmlns:w16sdtdh="http://schemas.microsoft.com/office/word/2020/wordml/sdtdatahash" xmlns:w16se="http://schemas.microsoft.com/office/word/2015/wordml/symex" xmlns:wpg="http://schemas.microsoft.com/office/word/2010/wordprocessingGroup" xmlns:wpi="http://schemas.microsoft.com/office/word/2010/wordprocessingInk" xmlns:wne="http://schemas.microsoft.com/office/word/2006/wordml" xmlns:wps="http://schemas.microsoft.com/office/word/2010/wordprocessingShape" mc:Ignorable="w14 w15 w16se w16cid w16 w16cex w16sdtdh wp14">
+<w:hdr xmlns:wpc="http://schemas.microsoft.com/office/word/2010/wordprocessingCanvas" xmlns:cx="http://schemas.microsoft.com/office/drawing/2014/chartex" xmlns:cx1="http://schemas.microsoft.com/office/drawing/2015/9/8/chartex" xmlns:cx2="http://schemas.microsoft.com/office/drawing/2015/10/21/chartex" xmlns:cx3="http://schemas.microsoft.com/office/drawing/2016/5/9/chartex" xmlns:cx4="http://schemas.microsoft.com/office/drawing/2016/5/10/chartex" xmlns:cx5="http://schemas.microsoft.com/office/drawing/2016/5/11/chartex" xmlns:cx6="http://schemas.microsoft.com/office/drawing/2016/5/12/chartex" xmlns:cx7="http://schemas.microsoft.com/office/drawing/2016/5/13/chartex" xmlns:cx8="http://schemas.microsoft.com/office/drawing/2016/5/14/chartex" xmlns:mc="http://schemas.openxmlformats.org/markup-compatibility/2006" xmlns:aink="http://schemas.microsoft.com/office/drawing/2016/ink" xmlns:am3d="http://schemas.microsoft.com/office/drawing/2017/model3d" xmlns:o="urn:schemas-microsoft-com:office:office" xmlns:oel="http://schemas.microsoft.com/office/2019/extlst" xmlns:r="http://schemas.openxmlformats.org/officeDocument/2006/relationships" xmlns:m="http://schemas.openxmlformats.org/officeDocument/2006/math" xmlns:v="urn:schemas-microsoft-com:vml" xmlns:wp14="http://schemas.microsoft.com/office/word/2010/wordprocessingDrawing" xmlns:wp="http://schemas.openxmlformats.org/drawingml/2006/wordprocessingDrawing" xmlns:w10="urn:schemas-microsoft-com:office:word" xmlns:w="http://schemas.openxmlformats.org/wordprocessingml/2006/main" xmlns:w14="http://schemas.microsoft.com/office/word/2010/wordml" xmlns:w15="http://schemas.microsoft.com/office/word/2012/wordml" xmlns:w16cex="http://schemas.microsoft.com/office/word/2018/wordml/cex" xmlns:w16cid="http://schemas.microsoft.com/office/word/2016/wordml/cid" xmlns:w16="http://schemas.microsoft.com/office/word/2018/wordml" xmlns:w16du="http://schemas.microsoft.com/office/word/2023/wordml/word16du" xmlns:w16sdtdh="http://schemas.microsoft.com/office/word/2020/wordml/sdtdatahash" xmlns:w16sdtfl="http://schemas.microsoft.com/office/word/2024/wordml/sdtformatlock" xmlns:w16se="http://schemas.microsoft.com/office/word/2015/wordml/symex" xmlns:wpg="http://schemas.microsoft.com/office/word/2010/wordprocessingGroup" xmlns:wpi="http://schemas.microsoft.com/office/word/2010/wordprocessingInk" xmlns:wne="http://schemas.microsoft.com/office/word/2006/wordml" xmlns:wps="http://schemas.microsoft.com/office/word/2010/wordprocessingShape" mc:Ignorable="w14 w15 w16se w16cid w16 w16cex w16sdtdh w16sdtfl w16du wp14">
   <w:p>
     <w:pPr>
       <w:pStyle w:val="Header"/>
@@ -722,7 +755,7 @@
 </file>
 
 <file path=word/header3.xml><?xml version="1.0" encoding="utf-8"?>
-<w:hdr xmlns:wpc="http://schemas.microsoft.com/office/word/2010/wordprocessingCanvas" xmlns:cx="http://schemas.microsoft.com/office/drawing/2014/chartex" xmlns:cx1="http://schemas.microsoft.com/office/drawing/2015/9/8/chartex" xmlns:cx2="http://schemas.microsoft.com/office/drawing/2015/10/21/chartex" xmlns:cx3="http://schemas.microsoft.com/office/drawing/2016/5/9/chartex" xmlns:cx4="http://schemas.microsoft.com/office/drawing/2016/5/10/chartex" xmlns:cx5="http://schemas.microsoft.com/office/drawing/2016/5/11/chartex" xmlns:cx6="http://schemas.microsoft.com/office/drawing/2016/5/12/chartex" xmlns:cx7="http://schemas.microsoft.com/office/drawing/2016/5/13/chartex" xmlns:cx8="http://schemas.microsoft.com/office/drawing/2016/5/14/chartex" xmlns:mc="http://schemas.openxmlformats.org/markup-compatibility/2006" xmlns:aink="http://schemas.microsoft.com/office/drawing/2016/ink" xmlns:am3d="http://schemas.microsoft.com/office/drawing/2017/model3d" xmlns:o="urn:schemas-microsoft-com:office:office" xmlns:oel="http://schemas.microsoft.com/office/2019/extlst" xmlns:r="http://schemas.openxmlformats.org/officeDocument/2006/relationships" xmlns:m="http://schemas.openxmlformats.org/officeDocument/2006/math" xmlns:v="urn:schemas-microsoft-com:vml" xmlns:wp14="http://schemas.microsoft.com/office/word/2010/wordprocessingDrawing" xmlns:wp="http://schemas.openxmlformats.org/drawingml/2006/wordprocessingDrawing" xmlns:w10="urn:schemas-microsoft-com:office:word" xmlns:w="http://schemas.openxmlformats.org/wordprocessingml/2006/main" xmlns:w14="http://schemas.microsoft.com/office/word/2010/wordml" xmlns:w15="http://schemas.microsoft.com/office/word/2012/wordml" xmlns:w16cex="http://schemas.microsoft.com/office/word/2018/wordml/cex" xmlns:w16cid="http://schemas.microsoft.com/office/word/2016/wordml/cid" xmlns:w16="http://schemas.microsoft.com/office/word/2018/wordml" xmlns:w16sdtdh="http://schemas.microsoft.com/office/word/2020/wordml/sdtdatahash" xmlns:w16se="http://schemas.microsoft.com/office/word/2015/wordml/symex" xmlns:wpg="http://schemas.microsoft.com/office/word/2010/wordprocessingGroup" xmlns:wpi="http://schemas.microsoft.com/office/word/2010/wordprocessingInk" xmlns:wne="http://schemas.microsoft.com/office/word/2006/wordml" xmlns:wps="http://schemas.microsoft.com/office/word/2010/wordprocessingShape" mc:Ignorable="w14 w15 w16se w16cid w16 w16cex w16sdtdh wp14">
+<w:hdr xmlns:wpc="http://schemas.microsoft.com/office/word/2010/wordprocessingCanvas" xmlns:cx="http://schemas.microsoft.com/office/drawing/2014/chartex" xmlns:cx1="http://schemas.microsoft.com/office/drawing/2015/9/8/chartex" xmlns:cx2="http://schemas.microsoft.com/office/drawing/2015/10/21/chartex" xmlns:cx3="http://schemas.microsoft.com/office/drawing/2016/5/9/chartex" xmlns:cx4="http://schemas.microsoft.com/office/drawing/2016/5/10/chartex" xmlns:cx5="http://schemas.microsoft.com/office/drawing/2016/5/11/chartex" xmlns:cx6="http://schemas.microsoft.com/office/drawing/2016/5/12/chartex" xmlns:cx7="http://schemas.microsoft.com/office/drawing/2016/5/13/chartex" xmlns:cx8="http://schemas.microsoft.com/office/drawing/2016/5/14/chartex" xmlns:mc="http://schemas.openxmlformats.org/markup-compatibility/2006" xmlns:aink="http://schemas.microsoft.com/office/drawing/2016/ink" xmlns:am3d="http://schemas.microsoft.com/office/drawing/2017/model3d" xmlns:o="urn:schemas-microsoft-com:office:office" xmlns:oel="http://schemas.microsoft.com/office/2019/extlst" xmlns:r="http://schemas.openxmlformats.org/officeDocument/2006/relationships" xmlns:m="http://schemas.openxmlformats.org/officeDocument/2006/math" xmlns:v="urn:schemas-microsoft-com:vml" xmlns:wp14="http://schemas.microsoft.com/office/word/2010/wordprocessingDrawing" xmlns:wp="http://schemas.openxmlformats.org/drawingml/2006/wordprocessingDrawing" xmlns:w10="urn:schemas-microsoft-com:office:word" xmlns:w="http://schemas.openxmlformats.org/wordprocessingml/2006/main" xmlns:w14="http://schemas.microsoft.com/office/word/2010/wordml" xmlns:w15="http://schemas.microsoft.com/office/word/2012/wordml" xmlns:w16cex="http://schemas.microsoft.com/office/word/2018/wordml/cex" xmlns:w16cid="http://schemas.microsoft.com/office/word/2016/wordml/cid" xmlns:w16="http://schemas.microsoft.com/office/word/2018/wordml" xmlns:w16du="http://schemas.microsoft.com/office/word/2023/wordml/word16du" xmlns:w16sdtdh="http://schemas.microsoft.com/office/word/2020/wordml/sdtdatahash" xmlns:w16sdtfl="http://schemas.microsoft.com/office/word/2024/wordml/sdtformatlock" xmlns:w16se="http://schemas.microsoft.com/office/word/2015/wordml/symex" xmlns:wpg="http://schemas.microsoft.com/office/word/2010/wordprocessingGroup" xmlns:wpi="http://schemas.microsoft.com/office/word/2010/wordprocessingInk" xmlns:wne="http://schemas.microsoft.com/office/word/2006/wordml" xmlns:wps="http://schemas.microsoft.com/office/word/2010/wordprocessingShape" mc:Ignorable="w14 w15 w16se w16cid w16 w16cex w16sdtdh w16sdtfl w16du wp14">
   <w:p>
     <w:pPr>
       <w:pStyle w:val="Header"/>
@@ -731,7 +764,7 @@
     <w:r>
       <w:tab/>
       <w:tab/>
-      <w:t>2026-06-17</w:t>
+      <w:t>2026-06-18</w:t>
       <w:br/>
       <w:br/>
     </w:r>
@@ -748,7 +781,7 @@
 </file>
 
 <file path=word/numbering.xml><?xml version="1.0" encoding="utf-8"?>
-<w:numbering xmlns:wpc="http://schemas.microsoft.com/office/word/2010/wordprocessingCanvas" xmlns:cx="http://schemas.microsoft.com/office/drawing/2014/chartex" xmlns:cx1="http://schemas.microsoft.com/office/drawing/2015/9/8/chartex" xmlns:cx2="http://schemas.microsoft.com/office/drawing/2015/10/21/chartex" xmlns:cx3="http://schemas.microsoft.com/office/drawing/2016/5/9/chartex" xmlns:cx4="http://schemas.microsoft.com/office/drawing/2016/5/10/chartex" xmlns:cx5="http://schemas.microsoft.com/office/drawing/2016/5/11/chartex" xmlns:cx6="http://schemas.microsoft.com/office/drawing/2016/5/12/chartex" xmlns:cx7="http://schemas.microsoft.com/office/drawing/2016/5/13/chartex" xmlns:cx8="http://schemas.microsoft.com/office/drawing/2016/5/14/chartex" xmlns:mc="http://schemas.openxmlformats.org/markup-compatibility/2006" xmlns:aink="http://schemas.microsoft.com/office/drawing/2016/ink" xmlns:am3d="http://schemas.microsoft.com/office/drawing/2017/model3d" xmlns:o="urn:schemas-microsoft-com:office:office" xmlns:oel="http://schemas.microsoft.com/office/2019/extlst" xmlns:r="http://schemas.openxmlformats.org/officeDocument/2006/relationships" xmlns:m="http://schemas.openxmlformats.org/officeDocument/2006/math" xmlns:v="urn:schemas-microsoft-com:vml" xmlns:wp14="http://schemas.microsoft.com/office/word/2010/wordprocessingDrawing" xmlns:wp="http://schemas.openxmlformats.org/drawingml/2006/wordprocessingDrawing" xmlns:w10="urn:schemas-microsoft-com:office:word" xmlns:w="http://schemas.openxmlformats.org/wordprocessingml/2006/main" xmlns:w14="http://schemas.microsoft.com/office/word/2010/wordml" xmlns:w15="http://schemas.microsoft.com/office/word/2012/wordml" xmlns:w16cex="http://schemas.microsoft.com/office/word/2018/wordml/cex" xmlns:w16cid="http://schemas.microsoft.com/office/word/2016/wordml/cid" xmlns:w16="http://schemas.microsoft.com/office/word/2018/wordml" xmlns:w16sdtdh="http://schemas.microsoft.com/office/word/2020/wordml/sdtdatahash" xmlns:w16se="http://schemas.microsoft.com/office/word/2015/wordml/symex" xmlns:wpg="http://schemas.microsoft.com/office/word/2010/wordprocessingGroup" xmlns:wpi="http://schemas.microsoft.com/office/word/2010/wordprocessingInk" xmlns:wne="http://schemas.microsoft.com/office/word/2006/wordml" xmlns:wps="http://schemas.microsoft.com/office/word/2010/wordprocessingShape" mc:Ignorable="w14 w15 w16se w16cid w16 w16cex w16sdtdh wp14">
+<w:numbering xmlns:wpc="http://schemas.microsoft.com/office/word/2010/wordprocessingCanvas" xmlns:cx="http://schemas.microsoft.com/office/drawing/2014/chartex" xmlns:cx1="http://schemas.microsoft.com/office/drawing/2015/9/8/chartex" xmlns:cx2="http://schemas.microsoft.com/office/drawing/2015/10/21/chartex" xmlns:cx3="http://schemas.microsoft.com/office/drawing/2016/5/9/chartex" xmlns:cx4="http://schemas.microsoft.com/office/drawing/2016/5/10/chartex" xmlns:cx5="http://schemas.microsoft.com/office/drawing/2016/5/11/chartex" xmlns:cx6="http://schemas.microsoft.com/office/drawing/2016/5/12/chartex" xmlns:cx7="http://schemas.microsoft.com/office/drawing/2016/5/13/chartex" xmlns:cx8="http://schemas.microsoft.com/office/drawing/2016/5/14/chartex" xmlns:mc="http://schemas.openxmlformats.org/markup-compatibility/2006" xmlns:aink="http://schemas.microsoft.com/office/drawing/2016/ink" xmlns:am3d="http://schemas.microsoft.com/office/drawing/2017/model3d" xmlns:o="urn:schemas-microsoft-com:office:office" xmlns:oel="http://schemas.microsoft.com/office/2019/extlst" xmlns:r="http://schemas.openxmlformats.org/officeDocument/2006/relationships" xmlns:m="http://schemas.openxmlformats.org/officeDocument/2006/math" xmlns:v="urn:schemas-microsoft-com:vml" xmlns:wp14="http://schemas.microsoft.com/office/word/2010/wordprocessingDrawing" xmlns:wp="http://schemas.openxmlformats.org/drawingml/2006/wordprocessingDrawing" xmlns:w10="urn:schemas-microsoft-com:office:word" xmlns:w="http://schemas.openxmlformats.org/wordprocessingml/2006/main" xmlns:w14="http://schemas.microsoft.com/office/word/2010/wordml" xmlns:w15="http://schemas.microsoft.com/office/word/2012/wordml" xmlns:w16cex="http://schemas.microsoft.com/office/word/2018/wordml/cex" xmlns:w16cid="http://schemas.microsoft.com/office/word/2016/wordml/cid" xmlns:w16="http://schemas.microsoft.com/office/word/2018/wordml" xmlns:w16du="http://schemas.microsoft.com/office/word/2023/wordml/word16du" xmlns:w16sdtdh="http://schemas.microsoft.com/office/word/2020/wordml/sdtdatahash" xmlns:w16sdtfl="http://schemas.microsoft.com/office/word/2024/wordml/sdtformatlock" xmlns:w16se="http://schemas.microsoft.com/office/word/2015/wordml/symex" xmlns:wpg="http://schemas.microsoft.com/office/word/2010/wordprocessingGroup" xmlns:wpi="http://schemas.microsoft.com/office/word/2010/wordprocessingInk" xmlns:wne="http://schemas.microsoft.com/office/word/2006/wordml" xmlns:wps="http://schemas.microsoft.com/office/word/2010/wordprocessingShape" mc:Ignorable="w14 w15 w16se w16cid w16 w16cex w16sdtdh w16sdtfl w16du wp14">
   <w:abstractNum w:abstractNumId="0" w15:restartNumberingAfterBreak="0">
     <w:nsid w:val="FFFFFF7C"/>
     <w:multiLevelType w:val="singleLevel"/>
@@ -951,7 +984,7 @@
 </file>
 
 <file path=word/styles.xml><?xml version="1.0" encoding="utf-8"?>
-<w:styles xmlns:mc="http://schemas.openxmlformats.org/markup-compatibility/2006" xmlns:r="http://schemas.openxmlformats.org/officeDocument/2006/relationships" xmlns:w="http://schemas.openxmlformats.org/wordprocessingml/2006/main" xmlns:w14="http://schemas.microsoft.com/office/word/2010/wordml" xmlns:w15="http://schemas.microsoft.com/office/word/2012/wordml" xmlns:w16cex="http://schemas.microsoft.com/office/word/2018/wordml/cex" xmlns:w16cid="http://schemas.microsoft.com/office/word/2016/wordml/cid" xmlns:w16="http://schemas.microsoft.com/office/word/2018/wordml" xmlns:w16sdtdh="http://schemas.microsoft.com/office/word/2020/wordml/sdtdatahash" xmlns:w16se="http://schemas.microsoft.com/office/word/2015/wordml/symex" mc:Ignorable="w14 w15 w16se w16cid w16 w16cex w16sdtdh">
+<w:styles xmlns:mc="http://schemas.openxmlformats.org/markup-compatibility/2006" xmlns:r="http://schemas.openxmlformats.org/officeDocument/2006/relationships" xmlns:w="http://schemas.openxmlformats.org/wordprocessingml/2006/main" xmlns:w14="http://schemas.microsoft.com/office/word/2010/wordml" xmlns:w15="http://schemas.microsoft.com/office/word/2012/wordml" xmlns:w16cex="http://schemas.microsoft.com/office/word/2018/wordml/cex" xmlns:w16cid="http://schemas.microsoft.com/office/word/2016/wordml/cid" xmlns:w16="http://schemas.microsoft.com/office/word/2018/wordml" xmlns:w16du="http://schemas.microsoft.com/office/word/2023/wordml/word16du" xmlns:w16sdtdh="http://schemas.microsoft.com/office/word/2020/wordml/sdtdatahash" xmlns:w16sdtfl="http://schemas.microsoft.com/office/word/2024/wordml/sdtformatlock" xmlns:w16se="http://schemas.microsoft.com/office/word/2015/wordml/symex" mc:Ignorable="w14 w15 w16se w16cid w16 w16cex w16sdtdh w16sdtfl w16du">
   <w:docDefaults>
     <w:rPrDefault>
       <w:rPr>
@@ -1709,7 +1742,7 @@
     <w:link w:val="TitleChar"/>
     <w:uiPriority w:val="10"/>
     <w:qFormat/>
-    <w:rsid w:val="007106C8"/>
+    <w:rsid w:val="00E854FA"/>
     <w:pPr>
       <w:spacing w:after="300" w:line="240" w:lineRule="auto"/>
       <w:contextualSpacing/>
@@ -1719,7 +1752,7 @@
       <w:rFonts w:eastAsiaTheme="majorEastAsia" w:cstheme="majorBidi"/>
       <w:spacing w:val="5"/>
       <w:kern w:val="28"/>
-      <w:sz w:val="52"/>
+      <w:sz w:val="40"/>
       <w:szCs w:val="52"/>
       <w:lang w:val="sv-SE" w:eastAsia="en-US" w:bidi="ar-SA"/>
     </w:rPr>
@@ -1729,12 +1762,12 @@
     <w:basedOn w:val="DefaultParagraphFont"/>
     <w:link w:val="Title"/>
     <w:uiPriority w:val="10"/>
-    <w:rsid w:val="007106C8"/>
+    <w:rsid w:val="00E854FA"/>
     <w:rPr>
       <w:rFonts w:ascii="Times New Roman" w:eastAsiaTheme="majorEastAsia" w:hAnsi="Times New Roman" w:cstheme="majorBidi"/>
       <w:spacing w:val="5"/>
       <w:kern w:val="28"/>
-      <w:sz w:val="52"/>
+      <w:sz w:val="40"/>
       <w:szCs w:val="52"/>
       <w:lang w:val="sv-SE" w:eastAsia="en-US" w:bidi="ar-SA"/>
     </w:rPr>

--- a/klagomål/A 22918-2026 FSC-klagomål.docx
+++ b/klagomål/A 22918-2026 FSC-klagomål.docx
@@ -764,7 +764,7 @@
     <w:r>
       <w:tab/>
       <w:tab/>
-      <w:t>2026-06-18</w:t>
+      <w:t>2026-06-19</w:t>
       <w:br/>
       <w:br/>
     </w:r>

--- a/klagomål/A 22918-2026 FSC-klagomål.docx
+++ b/klagomål/A 22918-2026 FSC-klagomål.docx
@@ -764,7 +764,7 @@
     <w:r>
       <w:tab/>
       <w:tab/>
-      <w:t>2026-06-19</w:t>
+      <w:t>2026-06-20</w:t>
       <w:br/>
       <w:br/>
     </w:r>

--- a/klagomål/A 22918-2026 FSC-klagomål.docx
+++ b/klagomål/A 22918-2026 FSC-klagomål.docx
@@ -168,38 +168,7 @@
     </w:p>
     <w:p>
       <w:r>
-        <w:t>Detta dokument behandlar höga naturvärden i avverkningsanmälan A 22918-2026 i Sollefteå kommun som inkom 2026-05-18 och omfattar 10,9 ha.</w:t>
-      </w:r>
-    </w:p>
-    <w:p>
-      <w:r>
-        <w:t>Nedan presenteras fynd av naturvårdsarter som gjorts i det avverkningsanmälda området, samt relevanta utdrag ur standarderna för FSC, Chain of Custody, Controlled Wood och PEFC.</w:t>
-      </w:r>
-    </w:p>
-    <w:p>
-      <w:r>
-        <w:t>Vi förväntar oss att ni återkommer med ett skriftligt svar på vårt klagomål och även beskriver vilka korrigerande åtgärder ni satt in för att rätta till identifierade brister i er efterlevnad av den svenska FSC standarden.</w:t>
-      </w:r>
-    </w:p>
-    <w:p>
-      <w:pPr>
-        <w:pStyle w:val="Heading1"/>
-      </w:pPr>
-      <w:r>
-        <w:t>Naturvårdsarter</w:t>
-      </w:r>
-    </w:p>
-    <w:p>
-      <w:r>
-        <w:t>I och inom 6 meter från avverkningsanmälan har följande 5 naturvårdsarter hittats: finporing (VU), liten aspgelélav (VU, T), koralltaggsvamp (NT, T), stiftgelélav (NT, T) och stor aspticka (S, T). Av dessa är 4 rödlistade. För rödlistade arter har rödlistekategorin angivits inom parentes. Arter som är signalarter enligt Skogsstyrelsen har markerats med (S). Typiska arter inom Natura 2000 som är kopplade till skogsekosystem har markerats med (T).</w:t>
-      </w:r>
-    </w:p>
-    <w:p>
-      <w:r>
-        <w:t>De påträffade naturvårdsarterna är ett tydligt kvitto på att det rör sig om en skog med höga naturvärden.</w:t>
-      </w:r>
-      <w:r>
-        <w:t xml:space="preserve"> I Figur 1 visas fyndplatser för naturvårdsarter i området, som finns registrerade på Artportalen.</w:t>
+        <w:t>Detta klagomål behandlar höga naturvärden i avverkningsanmälan A 22918-2026 i Sollefteå kommun som inkom 2026-05-18 och omfattar 10,9 ha.</w:t>
       </w:r>
     </w:p>
     <w:p>
@@ -209,7 +178,7 @@
       <w:r>
         <w:drawing>
           <wp:inline xmlns:a="http://schemas.openxmlformats.org/drawingml/2006/main" xmlns:pic="http://schemas.openxmlformats.org/drawingml/2006/picture">
-            <wp:extent cx="5441715" cy="5688000"/>
+            <wp:extent cx="5476157" cy="5724000"/>
             <wp:docPr id="1" name="Picture 1"/>
             <wp:cNvGraphicFramePr>
               <a:graphicFrameLocks noChangeAspect="1"/>
@@ -230,7 +199,7 @@
                   <pic:spPr>
                     <a:xfrm>
                       <a:off x="0" y="0"/>
-                      <a:ext cx="5441715" cy="5688000"/>
+                      <a:ext cx="5476157" cy="5724000"/>
                     </a:xfrm>
                     <a:prstGeom prst="rect"/>
                   </pic:spPr>
@@ -247,7 +216,35 @@
         <w:spacing w:after="240"/>
       </w:pPr>
       <w:r>
-        <w:t>Figur 1. Fyndplatser för naturvårdsarter i och inom 6 meter från avverkningsanmälan (röd linje). Markörer utan svart kant är placerade på fyndplatsen. Markörer med svart kant är placerade vid sidan av fyndplatsen och har ett svart streck som visar fyndplatsens exakta position. Kartans mittpunktskoordinat är N 7095741, E 582107 i SWEREF 99 TM.</w:t>
+        <w:t>Figur 1. Fyndplatser för naturvårdsarter i och inom 6 meter från avverkningsanmälan. Markörer utan svart kant är placerade på fyndplatsen. Markörer med svart kant är placerade vid sidan av fyndplatsen har ett svart streck som visar fyndplatsens exakta position. Kartans mittpunktskoordinat är N 7095741, E 582107 i SWEREF 99 TM.</w:t>
+      </w:r>
+    </w:p>
+    <w:p>
+      <w:r>
+        <w:t>I och inom 6 meter från avverkningsanmälan finns fynd av 5 naturvårdsarter, varav 4 är rödlistade, 4 är typiska (T) och 1 är signalart (S): finporing (VU), liten aspgelélav (VU, T), koralltaggsvamp (NT, T), stiftgelélav (NT, T) och stor aspticka (S, T). Se Figur 1.</w:t>
+      </w:r>
+    </w:p>
+    <w:p>
+      <w:r>
+        <w:t>Nedan presenteras relevanta utdrag ur standarderna för FSC, Chain of Custody, Controlled Wood och PEFC.</w:t>
+      </w:r>
+    </w:p>
+    <w:p>
+      <w:r>
+        <w:t>Vi förväntar oss att ni återkommer med ett skriftligt svar på vårt klagomål och även beskriver vilka korrigerande åtgärder ni satt in för att rätta till identifierade brister i er efterlevnad av den svenska FSC standarden.</w:t>
+      </w:r>
+    </w:p>
+    <w:p>
+      <w:pPr>
+        <w:pStyle w:val="Heading1"/>
+      </w:pPr>
+      <w:r>
+        <w:t>Naturvårdsarter och fridlysta arter</w:t>
+      </w:r>
+    </w:p>
+    <w:p>
+      <w:r>
+        <w:t>Nedan följer beskrivningar av de naturvårdsarter och fridlysta arter som har sina livsmiljöer och växtplatser i den avverkningsanmälda skogen. De påträffade naturvårdsarterna är ett tydligt kvitto på att det rör sig om en skog med höga naturvärden.</w:t>
       </w:r>
     </w:p>
     <w:p>
@@ -259,6 +256,26 @@
       </w:r>
       <w:r>
         <w:t xml:space="preserve"> är en iögonfallande art knuten till fuktiga naturskogsartade miljöer med grova träd och mycket död ved i olika nedbrytningsstadier. Den växer på lågor av både löv- och barrträd, t.ex. gråal, björk och gran. Fruktkropparna utvecklas ofta på undersidan av djupt nedsjunkna lågor som fortfarande har barken kvar. Artens ekologi behöver klarläggas bättre. I väntan på detta måste kända växtplatser säkerställas (SLU Artdatabanken, 2024).</w:t>
+      </w:r>
+    </w:p>
+    <w:p>
+      <w:r>
+        <w:rPr>
+          <w:b/>
+        </w:rPr>
+        <w:t>Liten aspgelélav (VU)</w:t>
+      </w:r>
+      <w:r>
+        <w:t xml:space="preserve">, rödlistad som sårbar, växer på asp i halvöppna boreala blandskogar med hög och jämn luftfuktighet. Den omfattas av åtgärdsprogram (ÅGP) för hotade arter på asp i Norrland och är placerad i toppen av Skogsstyrelsens värdepyramid för bedömning av skog med höga naturvärden. Arten har ett mycket högt skyddsvärde då en mycket stor andel (mer än 90 %) av samtliga kända lokaler i världen finns i Sverige. Samtliga lokaler måste skyddas och inslaget av asp i skogsmark måste öka på lång sikt. Liten aspgelélav är typisk art för </w:t>
+      </w:r>
+      <w:r>
+        <w:rPr>
+          <w:i/>
+        </w:rPr>
+        <w:t>9010 Taiga</w:t>
+      </w:r>
+      <w:r>
+        <w:t xml:space="preserve"> (Naturvårdsverket, 2010; Nitare &amp; Skogsstyrelsen, 2019; SLU Artdatabanken, 2024).</w:t>
       </w:r>
     </w:p>
     <w:p>
@@ -288,26 +305,6 @@
       </w:r>
       <w:r>
         <w:t xml:space="preserve"> (SLU Artdatabanken, 2024; Nitare &amp; Skogsstyrelsen, 2019).</w:t>
-      </w:r>
-    </w:p>
-    <w:p>
-      <w:r>
-        <w:rPr>
-          <w:b/>
-        </w:rPr>
-        <w:t>Liten aspgelélav (VU)</w:t>
-      </w:r>
-      <w:r>
-        <w:t xml:space="preserve">, rödlistad som sårbar, växer på asp i halvöppna boreala blandskogar med hög och jämn luftfuktighet. Den omfattas av åtgärdsprogram (ÅGP) för hotade arter på asp i Norrland och är placerad i toppen av Skogsstyrelsens värdepyramid för bedömning av skog med höga naturvärden. Arten har ett mycket högt skyddsvärde då en mycket stor andel (mer än 90 %) av samtliga kända lokaler i världen finns i Sverige. Samtliga lokaler måste skyddas och inslaget av asp i skogsmark måste öka på lång sikt. Liten aspgelélav är typisk art för </w:t>
-      </w:r>
-      <w:r>
-        <w:rPr>
-          <w:i/>
-        </w:rPr>
-        <w:t>9010 Taiga</w:t>
-      </w:r>
-      <w:r>
-        <w:t xml:space="preserve"> (Naturvårdsverket, 2010; Nitare &amp; Skogsstyrelsen, 2019; SLU Artdatabanken, 2024).</w:t>
       </w:r>
     </w:p>
     <w:p>
@@ -764,7 +761,7 @@
     <w:r>
       <w:tab/>
       <w:tab/>
-      <w:t>2026-06-20</w:t>
+      <w:t>2026-06-21</w:t>
       <w:br/>
       <w:br/>
     </w:r>

--- a/klagomål/A 22918-2026 FSC-klagomål.docx
+++ b/klagomål/A 22918-2026 FSC-klagomål.docx
@@ -761,7 +761,7 @@
     <w:r>
       <w:tab/>
       <w:tab/>
-      <w:t>2026-06-21</w:t>
+      <w:t>2026-06-22</w:t>
       <w:br/>
       <w:br/>
     </w:r>

--- a/klagomål/A 22918-2026 FSC-klagomål.docx
+++ b/klagomål/A 22918-2026 FSC-klagomål.docx
@@ -761,7 +761,7 @@
     <w:r>
       <w:tab/>
       <w:tab/>
-      <w:t>2026-06-22</w:t>
+      <w:t>2026-06-23</w:t>
       <w:br/>
       <w:br/>
     </w:r>

--- a/klagomål/A 22918-2026 FSC-klagomål.docx
+++ b/klagomål/A 22918-2026 FSC-klagomål.docx
@@ -761,7 +761,7 @@
     <w:r>
       <w:tab/>
       <w:tab/>
-      <w:t>2026-06-23</w:t>
+      <w:t>2026-06-24</w:t>
       <w:br/>
       <w:br/>
     </w:r>

--- a/klagomål/A 22918-2026 FSC-klagomål.docx
+++ b/klagomål/A 22918-2026 FSC-klagomål.docx
@@ -761,7 +761,7 @@
     <w:r>
       <w:tab/>
       <w:tab/>
-      <w:t>2026-06-24</w:t>
+      <w:t>2026-06-25</w:t>
       <w:br/>
       <w:br/>
     </w:r>

--- a/klagomål/A 22918-2026 FSC-klagomål.docx
+++ b/klagomål/A 22918-2026 FSC-klagomål.docx
@@ -761,7 +761,7 @@
     <w:r>
       <w:tab/>
       <w:tab/>
-      <w:t>2026-06-25</w:t>
+      <w:t>2026-06-26</w:t>
       <w:br/>
       <w:br/>
     </w:r>

--- a/klagomål/A 22918-2026 FSC-klagomål.docx
+++ b/klagomål/A 22918-2026 FSC-klagomål.docx
@@ -761,7 +761,7 @@
     <w:r>
       <w:tab/>
       <w:tab/>
-      <w:t>2026-06-26</w:t>
+      <w:t>2026-06-27</w:t>
       <w:br/>
       <w:br/>
     </w:r>

--- a/klagomål/A 22918-2026 FSC-klagomål.docx
+++ b/klagomål/A 22918-2026 FSC-klagomål.docx
@@ -761,7 +761,7 @@
     <w:r>
       <w:tab/>
       <w:tab/>
-      <w:t>2026-06-27</w:t>
+      <w:t>2026-06-28</w:t>
       <w:br/>
       <w:br/>
     </w:r>

--- a/klagomål/A 22918-2026 FSC-klagomål.docx
+++ b/klagomål/A 22918-2026 FSC-klagomål.docx
@@ -761,7 +761,7 @@
     <w:r>
       <w:tab/>
       <w:tab/>
-      <w:t>2026-06-28</w:t>
+      <w:t>2026-06-29</w:t>
       <w:br/>
       <w:br/>
     </w:r>

--- a/klagomål/A 22918-2026 FSC-klagomål.docx
+++ b/klagomål/A 22918-2026 FSC-klagomål.docx
@@ -761,7 +761,7 @@
     <w:r>
       <w:tab/>
       <w:tab/>
-      <w:t>2026-06-29</w:t>
+      <w:t>2026-06-30</w:t>
       <w:br/>
       <w:br/>
     </w:r>

--- a/klagomål/A 22918-2026 FSC-klagomål.docx
+++ b/klagomål/A 22918-2026 FSC-klagomål.docx
@@ -761,7 +761,7 @@
     <w:r>
       <w:tab/>
       <w:tab/>
-      <w:t>2026-06-30</w:t>
+      <w:t>2026-07-01</w:t>
       <w:br/>
       <w:br/>
     </w:r>
